--- a/spaceship.docx
+++ b/spaceship.docx
@@ -86,14 +86,29 @@
         <w:pStyle w:val="Heading2"/>
       </w:pPr>
       <w:r>
-        <w:t>1.3 Advanced Visual FX Engine (Additive Blending &amp; Cleaned Alpha Assets)</w:t>
+        <w:t>1.3 Real-Time UV Scrolling &amp; Advanced Beam/Laser VFX Engine</w:t>
       </w:r>
     </w:p>
     <w:p>
       <w:r>
-        <w:t>• Pure Zero Alpha Asset Cleansing: All weapon sprite textures in assets/spaceship/*.png underwent automated alpha filtering to eliminate semi-transparent background haze and dark borders.</w:t>
+        <w:t>• Real-Time Seamless UV Scrolling (TEXTURE_WRAP_REPEAT): For continuous beam weapons such as Lightning Fryer and Plasma Rifle, standard static line rendering or texture stretching was completely replaced with GPU hardware-accelerated texture wrapping and real-time UV scrolling (up to 1200 px/s). This converts static PNG assets into roaring, infinite torrents of plasma and electricity.</w:t>
         <w:br/>
-        <w:t>• Dynamic Spectral VFX Engine: Replaced rudimentary texture stretching with hardware-accelerated Additive Blending (BLEND_ADDITIVE), multi-layered glowing laser streams, procedural lightning voltage jitter, and reactive photon impact spark particles.</w:t>
+        <w:t>• Multi-Layer Additive Parallax Interference: Dual overlapping texture layers scrolling at differential velocities with UV horizontal flipping create unpredictable, non-repeating energy waveforms. All visual clutter (such as artificial pulse rings or static lateral forks) was stripped away in favor of pristine, fluid energy streams.</w:t>
+        <w:br/>
+        <w:t>• Dynamic Energy Tail &amp; Universal Weapon Recoil: The spaceship engine now features a 3-layer Plasma Thruster Tail that flares intensely based on movement delta and weapon fire rate. Additionally, every weapon—including ultra-rapid continuous lasers and beam arrays—triggers responsive physical recoil animations (12px to 26px backward displacement) to deliver tactile combat impact.</w:t>
+      </w:r>
+    </w:p>
+    <w:p>
+      <w:pPr>
+        <w:pStyle w:val="Heading2"/>
+      </w:pPr>
+      <w:r>
+        <w:t>1.4 Data-Driven Initialization &amp; Stats Normalization (spaceship.csv)</w:t>
+      </w:r>
+    </w:p>
+    <w:p>
+      <w:r>
+        <w:t>• Startup Data Binding: Rather than relying on hardcoded ship statistics, the engine incorporates SpaceshipDataManager to parse and normalize HP, speed, fire rate, and damage directly from assets/spaceship/spaceship.csv upon game startup, ensuring perfect designer calibration across all 9 distinct weapon archetypes.</w:t>
       </w:r>
     </w:p>
     <w:p>
@@ -452,7 +467,7 @@
         <w:rPr>
           <w:color w:val="2B6CB0"/>
         </w:rPr>
-        <w:t>2. PLASMA RIFLE (Ascending Ion Pulse &amp; Thermal Stream)</w:t>
+        <w:t>2. PLASMA RIFLE (Real-Time UV Scrolling Thermal Ion Wave)</w:t>
       </w:r>
     </w:p>
     <w:p>
@@ -463,7 +478,7 @@
         <w:t xml:space="preserve">• Tactical Overview: </w:t>
       </w:r>
       <w:r>
-        <w:t>A continuous high-energy thermal ion stream that melts enemies within its sustained linear energy corridor.</w:t>
+        <w:t>A superheated continuous ion stream that projects an ascending plasma torrent directly into target geometries.</w:t>
       </w:r>
     </w:p>
     <w:p>
@@ -477,7 +492,7 @@
       <w:r>
         <w:t>• Original Target: Single continuous beam scaling from 8% width at Level 1 up to 100% width at Mana Mode.</w:t>
         <w:br/>
-        <w:t>• Actual Implementation: Powered by real-time line-segment intersection physics in GameManager. Visually overhauled into a Triple-Layer Plasma Stream with Additive Blending (Emerald Outer Aura -&gt; Lime Pulse -&gt; Yellow Core) where beam width dynamically pulses via sine/cosine waves (baseWidth = 34.0f + level * 7.0f). Includes ascending accelerated thermal rings flying upward along the stream.</w:t>
+        <w:t>• Actual Implementation Overhaul: Powered by real-time line-segment intersection physics and GPU UV Scrolling (780 to 1200 px/s). Visually modernized into a dual-layer overlapping plasma surge with Additive Blending (LIME Outer Thermal Wave + WHITE-HOT Ion Core). Artificial traveling circles and static dots were removed to showcase a pure, seamless streaming energy torrent that dynamically pulses in width via trigonometric waveforms.</w:t>
       </w:r>
     </w:p>
     <w:tbl>
@@ -538,7 +553,7 @@
           </w:tcPr>
           <w:p>
             <w:r>
-              <w:t>Beam Width: ~41px core corridor with 1 ascending ion ring.</w:t>
+              <w:t>Beam Width: ~44px streaming corridor with Lime thermal aura.</w:t>
             </w:r>
           </w:p>
         </w:tc>
@@ -562,7 +577,7 @@
           </w:tcPr>
           <w:p>
             <w:r>
-              <w:t>Beam Width: ~48px corridor with expanded thermal pulse.</w:t>
+              <w:t>Beam Width: ~51px corridor with expanded high-velocity ion core.</w:t>
             </w:r>
           </w:p>
         </w:tc>
@@ -584,7 +599,7 @@
           </w:tcPr>
           <w:p>
             <w:r>
-              <w:t>Beam Width: ~55px corridor with intensifying green aura.</w:t>
+              <w:t>Beam Width: ~57px corridor with intensifying green radiation.</w:t>
             </w:r>
           </w:p>
         </w:tc>
@@ -608,7 +623,7 @@
           </w:tcPr>
           <w:p>
             <w:r>
-              <w:t>Beam Width: ~62px corridor with 2 ascending ion rings.</w:t>
+              <w:t>Beam Width: ~64px corridor with stabilized high-output UV scrolling.</w:t>
             </w:r>
           </w:p>
         </w:tc>
@@ -630,7 +645,7 @@
           </w:tcPr>
           <w:p>
             <w:r>
-              <w:t>Beam Width: ~69px corridor with stabilized high-output lime core.</w:t>
+              <w:t>Beam Width: ~70px corridor capable of sweeping medium asteroid clusters.</w:t>
             </w:r>
           </w:p>
         </w:tc>
@@ -654,7 +669,7 @@
           </w:tcPr>
           <w:p>
             <w:r>
-              <w:t>Beam Width: ~76px corridor capable of sweeping medium asteroids.</w:t>
+              <w:t>Beam Width: ~77px corridor with intense overlapping wave interference.</w:t>
             </w:r>
           </w:p>
         </w:tc>
@@ -676,7 +691,7 @@
           </w:tcPr>
           <w:p>
             <w:r>
-              <w:t>Beam Width: ~83px corridor with accelerated thermal ring density.</w:t>
+              <w:t>Beam Width: ~83px corridor applying massive continuous DPS.</w:t>
             </w:r>
           </w:p>
         </w:tc>
@@ -700,7 +715,7 @@
           </w:tcPr>
           <w:p>
             <w:r>
-              <w:t>Beam Width: ~90px corridor, applying massive continuous damage per second.</w:t>
+              <w:t>Beam Width: ~90px corridor engulfing multiple enemy formations.</w:t>
             </w:r>
           </w:p>
         </w:tc>
@@ -722,7 +737,7 @@
           </w:tcPr>
           <w:p>
             <w:r>
-              <w:t>Beam Width: ~97px corridor, engulfing multiple target silhouettes simultaneously.</w:t>
+              <w:t>Beam Width: ~96px corridor with extreme radiant impact burst at target termination.</w:t>
             </w:r>
           </w:p>
         </w:tc>
@@ -746,7 +761,7 @@
           </w:tcPr>
           <w:p>
             <w:r>
-              <w:t>Beam Width: ~104px corridor with extreme radiant glow.</w:t>
+              <w:t>Beam Width: ~103px corridor with blinding white-hot core energy.</w:t>
             </w:r>
           </w:p>
         </w:tc>
@@ -768,7 +783,7 @@
           </w:tcPr>
           <w:p>
             <w:r>
-              <w:t>Beam Width: ~111px+ Maximum Overload corridor! Produces blinding yellow/green plasma torrents covering nearly half the screen width.</w:t>
+              <w:t>Beam Width: ~110px+ Maximum Overload thermal corridor! Produces a colossal roaring plasma waterfall covering major sectors of the screen.</w:t>
             </w:r>
           </w:p>
         </w:tc>
@@ -787,228 +802,7 @@
         <w:rPr>
           <w:color w:val="2B6CB0"/>
         </w:rPr>
-        <w:t>3. ABSOLVER BEAM (Multi-Layered Infrared Photon Laser)</w:t>
-      </w:r>
-    </w:p>
-    <w:p>
-      <w:r>
-        <w:rPr>
-          <w:b/>
-        </w:rPr>
-        <w:t xml:space="preserve">• Tactical Overview: </w:t>
-      </w:r>
-      <w:r>
-        <w:t>The pinnacle of optical laser warfare, projecting an unstoppable purple/pink destructive energy beam directly up the sound barrier.</w:t>
-      </w:r>
-    </w:p>
-    <w:p>
-      <w:r>
-        <w:rPr>
-          <w:b/>
-        </w:rPr>
-        <w:t>• Architecture vs. Target Reality:</w:t>
-        <w:br/>
-      </w:r>
-      <w:r>
-        <w:t>• Original Target: A laser beam scaling in width from 50% up to 100% with varying charge tiers.</w:t>
-        <w:br/>
-        <w:t>• Actual Implementation: Operates as an instantaneous high-frequency line-segment laser dealing 1.3x bonus continuous damage rate. Utilizes 5 progressively scaled, ultra-clean PNG alpha textures overlaid onto a 4-layer spectrum field (PURPLE -&gt; MAGENTA -&gt; PINK -&gt; WHITE photon core). Incorporates high-frequency lateral vibration (-4 to +4 px) and spawns responsive 6-ray impact spark clusters upon hitting enemy structures.</w:t>
-      </w:r>
-    </w:p>
-    <w:tbl>
-      <w:tblPr>
-        <w:tblW w:type="auto" w:w="0"/>
-        <w:jc w:val="center"/>
-        <w:tblLayout w:type="fixed"/>
-        <w:tblLook w:firstColumn="1" w:firstRow="1" w:lastColumn="0" w:lastRow="0" w:noHBand="0" w:noVBand="1" w:val="04A0"/>
-      </w:tblPr>
-      <w:tblGrid>
-        <w:gridCol w:w="4680"/>
-        <w:gridCol w:w="4680"/>
-      </w:tblGrid>
-      <w:tr>
-        <w:tc>
-          <w:tcPr>
-            <w:tcW w:type="dxa" w:w="4680"/>
-            <w:shd w:fill="E2E8F0"/>
-          </w:tcPr>
-          <w:p>
-            <w:r>
-              <w:rPr>
-                <w:b/>
-              </w:rPr>
-              <w:t>Weapon Level / Mode</w:t>
-            </w:r>
-          </w:p>
-        </w:tc>
-        <w:tc>
-          <w:tcPr>
-            <w:tcW w:type="dxa" w:w="4680"/>
-            <w:shd w:fill="E2E8F0"/>
-          </w:tcPr>
-          <w:p>
-            <w:r>
-              <w:rPr>
-                <w:b/>
-              </w:rPr>
-              <w:t>Actual Programmatic Shooting Mechanics</w:t>
-            </w:r>
-          </w:p>
-        </w:tc>
-      </w:tr>
-      <w:tr>
-        <w:tc>
-          <w:tcPr>
-            <w:tcW w:type="dxa" w:w="2880"/>
-          </w:tcPr>
-          <w:p>
-            <w:r>
-              <w:t>Level 1 &amp; 2</w:t>
-            </w:r>
-          </w:p>
-        </w:tc>
-        <w:tc>
-          <w:tcPr>
-            <w:tcW w:type="dxa" w:w="6480"/>
-          </w:tcPr>
-          <w:p>
-            <w:r>
-              <w:t>Texture Tier 0 (Starter Beam): ~40-50px width, sharp purple laser corridor.</w:t>
-            </w:r>
-          </w:p>
-        </w:tc>
-      </w:tr>
-      <w:tr>
-        <w:tc>
-          <w:tcPr>
-            <w:tcW w:type="dxa" w:w="2880"/>
-            <w:shd w:fill="F7FAFC"/>
-          </w:tcPr>
-          <w:p>
-            <w:r>
-              <w:t>Level 3 &amp; 4</w:t>
-            </w:r>
-          </w:p>
-        </w:tc>
-        <w:tc>
-          <w:tcPr>
-            <w:tcW w:type="dxa" w:w="6480"/>
-            <w:shd w:fill="F7FAFC"/>
-          </w:tcPr>
-          <w:p>
-            <w:r>
-              <w:t>Texture Tier 1 (Weak Beam): ~50-60px width, increased magenta saturation and spark density.</w:t>
-            </w:r>
-          </w:p>
-        </w:tc>
-      </w:tr>
-      <w:tr>
-        <w:tc>
-          <w:tcPr>
-            <w:tcW w:type="dxa" w:w="2880"/>
-          </w:tcPr>
-          <w:p>
-            <w:r>
-              <w:t>Level 5 &amp; 6</w:t>
-            </w:r>
-          </w:p>
-        </w:tc>
-        <w:tc>
-          <w:tcPr>
-            <w:tcW w:type="dxa" w:w="6480"/>
-          </w:tcPr>
-          <w:p>
-            <w:r>
-              <w:t>Texture Tier 2 (Medium Beam): ~60-70px width, powerful photon vibration core.</w:t>
-            </w:r>
-          </w:p>
-        </w:tc>
-      </w:tr>
-      <w:tr>
-        <w:tc>
-          <w:tcPr>
-            <w:tcW w:type="dxa" w:w="2880"/>
-            <w:shd w:fill="F7FAFC"/>
-          </w:tcPr>
-          <w:p>
-            <w:r>
-              <w:t>Level 7 &amp; 8</w:t>
-            </w:r>
-          </w:p>
-        </w:tc>
-        <w:tc>
-          <w:tcPr>
-            <w:tcW w:type="dxa" w:w="6480"/>
-            <w:shd w:fill="F7FAFC"/>
-          </w:tcPr>
-          <w:p>
-            <w:r>
-              <w:t>Texture Tier 3 (Strong Beam): ~70-80px width, annihilating heavy armor lines instantly.</w:t>
-            </w:r>
-          </w:p>
-        </w:tc>
-      </w:tr>
-      <w:tr>
-        <w:tc>
-          <w:tcPr>
-            <w:tcW w:type="dxa" w:w="2880"/>
-          </w:tcPr>
-          <w:p>
-            <w:r>
-              <w:t>Level 9 &amp; 10</w:t>
-            </w:r>
-          </w:p>
-        </w:tc>
-        <w:tc>
-          <w:tcPr>
-            <w:tcW w:type="dxa" w:w="6480"/>
-          </w:tcPr>
-          <w:p>
-            <w:r>
-              <w:t>Texture Tier 4 (Full Beam): ~80-90px width, generating intense impact explosions along the ray.</w:t>
-            </w:r>
-          </w:p>
-        </w:tc>
-      </w:tr>
-      <w:tr>
-        <w:tc>
-          <w:tcPr>
-            <w:tcW w:type="dxa" w:w="2880"/>
-            <w:shd w:fill="F7FAFC"/>
-          </w:tcPr>
-          <w:p>
-            <w:r>
-              <w:t>Mana Mode (Level 11)</w:t>
-            </w:r>
-          </w:p>
-        </w:tc>
-        <w:tc>
-          <w:tcPr>
-            <w:tcW w:type="dxa" w:w="6480"/>
-            <w:shd w:fill="F7FAFC"/>
-          </w:tcPr>
-          <w:p>
-            <w:r>
-              <w:t>Texture Tier 4+ (Omega Photon Surge): 100% width (~100px+ vibrating beam), turning the combat corridor into pure disintegrating white/purple light!</w:t>
-            </w:r>
-          </w:p>
-        </w:tc>
-      </w:tr>
-    </w:tbl>
-    <w:p>
-      <w:r>
-        <w:br/>
-      </w:r>
-    </w:p>
-    <w:p>
-      <w:pPr>
-        <w:pStyle w:val="Heading2"/>
-      </w:pPr>
-      <w:r>
-        <w:rPr>
-          <w:color w:val="2B6CB0"/>
-        </w:rPr>
-        <w:t>4. NEUTRON GUN (High-Velocity Angular Nuclear Fan Spread)</w:t>
+        <w:t>3. NEUTRON GUN (High-Velocity Angular Nuclear Fan Spread)</w:t>
       </w:r>
     </w:p>
     <w:p>
@@ -1343,7 +1137,7 @@
         <w:rPr>
           <w:color w:val="2B6CB0"/>
         </w:rPr>
-        <w:t>5. RIDDLER (Concentrated Rapid-Fire Gatling Stream)</w:t>
+        <w:t>4. RIDDLER (Concentrated Rapid-Fire Gatling Stream)</w:t>
       </w:r>
     </w:p>
     <w:p>
@@ -1678,7 +1472,7 @@
         <w:rPr>
           <w:color w:val="2B6CB0"/>
         </w:rPr>
-        <w:t>6. LIGHTNING FRYER (Auto-Locking Procedural High-Voltage Arc)</w:t>
+        <w:t>5. LIGHTNING FRYER (Auto-Locking UV-Scrying Electric Arc)</w:t>
       </w:r>
     </w:p>
     <w:p>
@@ -1689,7 +1483,7 @@
         <w:t xml:space="preserve">• Tactical Overview: </w:t>
       </w:r>
       <w:r>
-        <w:t>An electrostatic weapon that discharges seeking lightning bolts capable of locking onto target geometries and electrocuting adjacent threats.</w:t>
+        <w:t>An electrostatic weapon that searches and locks onto nearest targets, discharging a raging stream of high-voltage plasma.</w:t>
       </w:r>
     </w:p>
     <w:p>
@@ -1701,9 +1495,9 @@
         <w:br/>
       </w:r>
       <w:r>
-        <w:t>• Original Target: Straight vertical lightning beam simply increasing in width percentage (33% to 100%) across weapon pods.</w:t>
+        <w:t>• Original Target: Straight vertical lightning beam simply increasing in width percentage across weapon pods.</w:t>
         <w:br/>
-        <w:t>• Actual Implementation Overhaul: Replaced static vertical shooting with an autonomous Target Acquisition Engine (FindNearestTarget scanning a 650px Euclidean radius). If a target is detected, the voltage arc bends directly into the enemy centroid. Procedurally generates jagged lightning segments with horizontal voltage jitter (-24 to +24 px), secondary electrical storm forks (at Level &gt;= 4), and 7 continuous lightning sparks at the contact epicenter.</w:t>
+        <w:t>• Actual Implementation Overhaul: Features an autonomous Target Acquisition Engine (650px Euclidean radius) that bends the thunderbolt directly into enemy centroids. Visually transformed by exploiting seamless vertical texture tiling and dual-layer UV parallax scrolling (850 px/s and 1350 px/s). Layer 1 delivers a sky-blue main voltage stream while Layer 2 mirrors UV coordinates with 50Hz horizontal micro-jitter, creating infinite electrical arc combinations without artificial static side lines or geometric clutter.</w:t>
       </w:r>
     </w:p>
     <w:tbl>
@@ -1764,7 +1558,7 @@
           </w:tcPr>
           <w:p>
             <w:r>
-              <w:t>Arc Configuration: Single seeking lightning arc from tip pod at 33% intensity threshold.</w:t>
+              <w:t>Arc Configuration: Seeking lightning stream from tip pod at 33% intensity threshold.</w:t>
             </w:r>
           </w:p>
         </w:tc>
@@ -1788,7 +1582,7 @@
           </w:tcPr>
           <w:p>
             <w:r>
-              <w:t>Arc Configuration: Seeking lightning arc from tip pod at 47% intensity with enhanced blue glow.</w:t>
+              <w:t>Arc Configuration: Seeking lightning stream at 47% intensity with enhanced blue glow.</w:t>
             </w:r>
           </w:p>
         </w:tc>
@@ -1810,7 +1604,7 @@
           </w:tcPr>
           <w:p>
             <w:r>
-              <w:t>Arc Configuration: Seeking lightning arc from tip pod at 60% intensity and increased voltage jitter.</w:t>
+              <w:t>Arc Configuration: Seeking lightning stream at 60% intensity and increased core jitter.</w:t>
             </w:r>
           </w:p>
         </w:tc>
@@ -1834,7 +1628,7 @@
           </w:tcPr>
           <w:p>
             <w:r>
-              <w:t>Arc Configuration: Seeking lightning arc at 73% intensity accompanied by Secondary Storm Forks branching off the main trunk.</w:t>
+              <w:t>Arc Configuration: Seeking lightning stream at 73% intensity with elevated UV scroll velocity.</w:t>
             </w:r>
           </w:p>
         </w:tc>
@@ -1856,7 +1650,7 @@
           </w:tcPr>
           <w:p>
             <w:r>
-              <w:t>Arc Configuration: Seeking lightning arc at 87% intensity with dual secondary electrical forks.</w:t>
+              <w:t>Arc Configuration: Seeking lightning stream at 87% intensity with stabilized lock-on spark cluster.</w:t>
             </w:r>
           </w:p>
         </w:tc>
@@ -1880,7 +1674,7 @@
           </w:tcPr>
           <w:p>
             <w:r>
-              <w:t>Arc Configuration: Full 100% core seeking lightning arc from tip pod.</w:t>
+              <w:t>Arc Configuration: Full 100% core seeking lightning stream from tip pod.</w:t>
             </w:r>
           </w:p>
         </w:tc>
@@ -1902,7 +1696,7 @@
           </w:tcPr>
           <w:p>
             <w:r>
-              <w:t>Arc Configuration: Dual seeking electrical streams emerging from front left and front right weapon pods.</w:t>
+              <w:t>Arc Configuration: Dual seeking electrical streams emerging from front left and right pods.</w:t>
             </w:r>
           </w:p>
         </w:tc>
@@ -1948,7 +1742,7 @@
           </w:tcPr>
           <w:p>
             <w:r>
-              <w:t>Arc Configuration: Dual front pod seeking streams at 73% voltage with severe electrical storm branching.</w:t>
+              <w:t>Arc Configuration: Dual front pod seeking streams at 73% voltage with violent core frequency.</w:t>
             </w:r>
           </w:p>
         </w:tc>
@@ -1994,7 +1788,7 @@
           </w:tcPr>
           <w:p>
             <w:r>
-              <w:t>Arc Configuration: Triple Seeking High-Voltage Storm! Discharges simultaneous independent lightning torrents from tip and both front pods at 100% capacity, engulfing targets in electrocution effects.</w:t>
+              <w:t>Arc Configuration: Triple Seeking High-Voltage Storm! Simultaneous independent lightning torrents from tip and both front pods at 100% capacity, engulfing targets in supreme electrocution.</w:t>
             </w:r>
           </w:p>
         </w:tc>
@@ -2013,7 +1807,7 @@
         <w:rPr>
           <w:color w:val="2B6CB0"/>
         </w:rPr>
-        <w:t>7. ION BLASTER (Wide-Angle Dual Ion Projectiles)</w:t>
+        <w:t>6. ION BLASTER (Wide-Angle Dual Ion Projectiles)</w:t>
       </w:r>
     </w:p>
     <w:p>
@@ -2348,7 +2142,7 @@
         <w:rPr>
           <w:color w:val="2B6CB0"/>
         </w:rPr>
-        <w:t>8. UTENSIL POKER (Oscillating Culinary Melee Projectiles)</w:t>
+        <w:t>7. UTENSIL POKER (Oscillating Culinary Melee Projectiles)</w:t>
       </w:r>
     </w:p>
     <w:p>
@@ -2551,6 +2345,203 @@
           <w:p>
             <w:r>
               <w:t>Projectiles: 5-Blade Master Carving Storm! High-spin oscillating knives creating an inescapable meat-slicing vortex across the entire vertical playing field.</w:t>
+            </w:r>
+          </w:p>
+        </w:tc>
+      </w:tr>
+    </w:tbl>
+    <w:p>
+      <w:r>
+        <w:br/>
+      </w:r>
+    </w:p>
+    <w:p>
+      <w:pPr>
+        <w:pStyle w:val="Heading2"/>
+      </w:pPr>
+      <w:r>
+        <w:rPr>
+          <w:color w:val="2B6CB0"/>
+        </w:rPr>
+        <w:t>8. LASER CANNON (Continuous Optical UV-Scrolled Beam)</w:t>
+      </w:r>
+    </w:p>
+    <w:p>
+      <w:r>
+        <w:rPr>
+          <w:b/>
+        </w:rPr>
+        <w:t xml:space="preserve">• Tactical Overview: </w:t>
+      </w:r>
+      <w:r>
+        <w:t>A sophisticated high-velocity optical cannon discharging a continuous, concentrated laser beam directly ahead of the spaceship.</w:t>
+      </w:r>
+    </w:p>
+    <w:p>
+      <w:r>
+        <w:rPr>
+          <w:b/>
+        </w:rPr>
+        <w:t>• Architecture vs. Target Reality:</w:t>
+        <w:br/>
+      </w:r>
+      <w:r>
+        <w:t>• Original Target: Precise projectile configurations scaling across Weak, Medium Weak, Medium Strong, and Strong tiers.</w:t>
+        <w:br/>
+        <w:t>• Actual Implementation Overhaul: Re-engineered from individual projectiles into a seamless continuous laser stream utilizing real-time UV scrolling at 1000 px/s! Driven by the advanced Additive Blending physics engine, it projects a high-intensity optical beam that scales in width and intensity directly tied to the spaceship's upgrade levels. Delivers constant line-segment intersection damage spanning from the tip of the ship to the top of the combat field.</w:t>
+      </w:r>
+    </w:p>
+    <w:tbl>
+      <w:tblPr>
+        <w:tblW w:type="auto" w:w="0"/>
+        <w:jc w:val="center"/>
+        <w:tblLayout w:type="fixed"/>
+        <w:tblLook w:firstColumn="1" w:firstRow="1" w:lastColumn="0" w:lastRow="0" w:noHBand="0" w:noVBand="1" w:val="04A0"/>
+      </w:tblPr>
+      <w:tblGrid>
+        <w:gridCol w:w="4680"/>
+        <w:gridCol w:w="4680"/>
+      </w:tblGrid>
+      <w:tr>
+        <w:tc>
+          <w:tcPr>
+            <w:tcW w:type="dxa" w:w="4680"/>
+            <w:shd w:fill="E2E8F0"/>
+          </w:tcPr>
+          <w:p>
+            <w:r>
+              <w:rPr>
+                <w:b/>
+              </w:rPr>
+              <w:t>Weapon Level / Mode</w:t>
+            </w:r>
+          </w:p>
+        </w:tc>
+        <w:tc>
+          <w:tcPr>
+            <w:tcW w:type="dxa" w:w="4680"/>
+            <w:shd w:fill="E2E8F0"/>
+          </w:tcPr>
+          <w:p>
+            <w:r>
+              <w:rPr>
+                <w:b/>
+              </w:rPr>
+              <w:t>Actual Programmatic Shooting Mechanics</w:t>
+            </w:r>
+          </w:p>
+        </w:tc>
+      </w:tr>
+      <w:tr>
+        <w:tc>
+          <w:tcPr>
+            <w:tcW w:type="dxa" w:w="2880"/>
+          </w:tcPr>
+          <w:p>
+            <w:r>
+              <w:t>Level 1-3</w:t>
+            </w:r>
+          </w:p>
+        </w:tc>
+        <w:tc>
+          <w:tcPr>
+            <w:tcW w:type="dxa" w:w="6480"/>
+          </w:tcPr>
+          <w:p>
+            <w:r>
+              <w:t>Beam Configuration: Optical Laser Tier 1 (Weak). A thin but potent continuous laser corridor (width ~24px to ~32px) firing straight up.</w:t>
+            </w:r>
+          </w:p>
+        </w:tc>
+      </w:tr>
+      <w:tr>
+        <w:tc>
+          <w:tcPr>
+            <w:tcW w:type="dxa" w:w="2880"/>
+            <w:shd w:fill="F7FAFC"/>
+          </w:tcPr>
+          <w:p>
+            <w:r>
+              <w:t>Level 4-6</w:t>
+            </w:r>
+          </w:p>
+        </w:tc>
+        <w:tc>
+          <w:tcPr>
+            <w:tcW w:type="dxa" w:w="6480"/>
+            <w:shd w:fill="F7FAFC"/>
+          </w:tcPr>
+          <w:p>
+            <w:r>
+              <w:t>Beam Configuration: Optical Laser Tier 2 (Medium Weak). Beam width scales up to ~44px, delivering increased continuous thermal damage.</w:t>
+            </w:r>
+          </w:p>
+        </w:tc>
+      </w:tr>
+      <w:tr>
+        <w:tc>
+          <w:tcPr>
+            <w:tcW w:type="dxa" w:w="2880"/>
+          </w:tcPr>
+          <w:p>
+            <w:r>
+              <w:t>Level 7-9</w:t>
+            </w:r>
+          </w:p>
+        </w:tc>
+        <w:tc>
+          <w:tcPr>
+            <w:tcW w:type="dxa" w:w="6480"/>
+          </w:tcPr>
+          <w:p>
+            <w:r>
+              <w:t>Beam Configuration: Optical Laser Tier 3 (Medium Strong). High-saturation laser beam reaching ~56px in width, engulfing everything in its vertical path.</w:t>
+            </w:r>
+          </w:p>
+        </w:tc>
+      </w:tr>
+      <w:tr>
+        <w:tc>
+          <w:tcPr>
+            <w:tcW w:type="dxa" w:w="2880"/>
+            <w:shd w:fill="F7FAFC"/>
+          </w:tcPr>
+          <w:p>
+            <w:r>
+              <w:t>Level 10</w:t>
+            </w:r>
+          </w:p>
+        </w:tc>
+        <w:tc>
+          <w:tcPr>
+            <w:tcW w:type="dxa" w:w="6480"/>
+            <w:shd w:fill="F7FAFC"/>
+          </w:tcPr>
+          <w:p>
+            <w:r>
+              <w:t>Beam Configuration: Optical Laser Tier 4 (Strong). Maximum normal capacity laser beam at ~60px width, causing severe radiant explosions on impact.</w:t>
+            </w:r>
+          </w:p>
+        </w:tc>
+      </w:tr>
+      <w:tr>
+        <w:tc>
+          <w:tcPr>
+            <w:tcW w:type="dxa" w:w="2880"/>
+          </w:tcPr>
+          <w:p>
+            <w:r>
+              <w:t>Mana Mode (Level 11)</w:t>
+            </w:r>
+          </w:p>
+        </w:tc>
+        <w:tc>
+          <w:tcPr>
+            <w:tcW w:type="dxa" w:w="6480"/>
+          </w:tcPr>
+          <w:p>
+            <w:r>
+              <w:t>Beam Configuration: Omega Optical Overload! The ultimate manifestation of the Laser Cannon, projecting a massive ~64px wide blinding white-hot continuous laser stream. Total zone obliteration directly ahead of the spaceship!</w:t>
             </w:r>
           </w:p>
         </w:tc>
